--- a/public/charandeep-kapoor-resume.docx
+++ b/public/charandeep-kapoor-resume.docx
@@ -172,49 +172,7 @@
           <w:sz w:val="19"/>
           <w:szCs w:val="19"/>
         </w:rPr>
-        <w:t xml:space="preserve">Fine-tuned Claude on a custom Zerodha MCP and let it trade Indian F&amp;O for a year. ₹15L to ₹31.57L, +110%, Sharpe 2.29, 73% win rate, verified.</w:t>
-      </w:r>
-    </w:p>
-    <w:p>
-      <w:pPr>
-        <w:tabs>
-          <w:tab w:val="right" w:pos="10546"/>
-        </w:tabs>
-        <w:spacing w:after="20" w:before="120"/>
-      </w:pPr>
-      <w:r>
-        <w:rPr>
-          <w:rFonts w:ascii="Arial" w:cs="Arial" w:eastAsia="Arial" w:hAnsi="Arial"/>
-          <w:b/>
-          <w:bCs/>
-          <w:sz w:val="20"/>
-          <w:szCs w:val="20"/>
-        </w:rPr>
-        <w:t xml:space="preserve">Timelock Trade</w:t>
-      </w:r>
-      <w:r>
-        <w:rPr>
-          <w:rFonts w:ascii="Arial" w:cs="Arial" w:eastAsia="Arial" w:hAnsi="Arial"/>
-          <w:color w:val="444444"/>
-          <w:sz w:val="18"/>
-          <w:szCs w:val="18"/>
-        </w:rPr>
-        <w:tab/>
-        <w:t xml:space="preserve">perps.timelock.trade</w:t>
-      </w:r>
-    </w:p>
-    <w:p>
-      <w:pPr>
-        <w:spacing w:after="60"/>
-      </w:pPr>
-      <w:r>
-        <w:rPr>
-          <w:rFonts w:ascii="Arial" w:cs="Arial" w:eastAsia="Arial" w:hAnsi="Arial"/>
-          <w:color w:val="222222"/>
-          <w:sz w:val="19"/>
-          <w:szCs w:val="19"/>
-        </w:rPr>
-        <w:t xml:space="preserve">Oracle-less, liquidation-free perps and options, designed and shipped end to end. $7.3M volume, $2M TVL, 1,000+ users on Monad testnet.</w:t>
+        <w:t xml:space="preserve">Fine-tuned Claude on a custom Zerodha MCP and let it trade Indian F&amp;O for a year. ₹15L to ₹31.57L, +110%, Sharpe 2.29, 73% win rate. (verified: web.sensibull.com/verified-pnl/imported-hare/longterm-pnl)</w:t>
       </w:r>
     </w:p>
     <w:p>
@@ -380,44 +338,7 @@
           <w:sz w:val="19"/>
           <w:szCs w:val="19"/>
         </w:rPr>
-        <w:t xml:space="preserve">Led 6 people across engineering, product, design, business development and marketing.</w:t>
-      </w:r>
-    </w:p>
-    <w:p>
-      <w:pPr>
-        <w:tabs>
-          <w:tab w:val="right" w:pos="10546"/>
-        </w:tabs>
-        <w:spacing w:after="20" w:before="120"/>
-      </w:pPr>
-      <w:r>
-        <w:rPr>
-          <w:rFonts w:ascii="Arial" w:cs="Arial" w:eastAsia="Arial" w:hAnsi="Arial"/>
-          <w:b/>
-          <w:bCs/>
-          <w:sz w:val="20"/>
-          <w:szCs w:val="20"/>
-        </w:rPr>
-        <w:t xml:space="preserve">Diffusion Labs</w:t>
-      </w:r>
-      <w:r>
-        <w:rPr>
-          <w:rFonts w:ascii="Arial" w:cs="Arial" w:eastAsia="Arial" w:hAnsi="Arial"/>
-          <w:color w:val="333333"/>
-          <w:sz w:val="19"/>
-          <w:szCs w:val="19"/>
-        </w:rPr>
-        <w:t xml:space="preserve">, Product Manager</w:t>
-      </w:r>
-      <w:r>
-        <w:rPr>
-          <w:rFonts w:ascii="Arial" w:cs="Arial" w:eastAsia="Arial" w:hAnsi="Arial"/>
-          <w:color w:val="444444"/>
-          <w:sz w:val="18"/>
-          <w:szCs w:val="18"/>
-        </w:rPr>
-        <w:tab/>
-        <w:t xml:space="preserve">Dec 2023 – Apr 2025</w:t>
+        <w:t xml:space="preserve">$7.3M trading volume, $2M TVL, 1,000+ users on Monad testnet (perps.timelock.trade).</w:t>
       </w:r>
     </w:p>
     <w:p>
@@ -436,7 +357,44 @@
           <w:sz w:val="19"/>
           <w:szCs w:val="19"/>
         </w:rPr>
-        <w:t xml:space="preserve">0-to-1 lead for DeFi protocols, from prediction markets to liquidation-free lending.</w:t>
+        <w:t xml:space="preserve">Led 6 people across engineering, product, design, business development and marketing.</w:t>
+      </w:r>
+    </w:p>
+    <w:p>
+      <w:pPr>
+        <w:tabs>
+          <w:tab w:val="right" w:pos="10546"/>
+        </w:tabs>
+        <w:spacing w:after="20" w:before="120"/>
+      </w:pPr>
+      <w:r>
+        <w:rPr>
+          <w:rFonts w:ascii="Arial" w:cs="Arial" w:eastAsia="Arial" w:hAnsi="Arial"/>
+          <w:b/>
+          <w:bCs/>
+          <w:sz w:val="20"/>
+          <w:szCs w:val="20"/>
+        </w:rPr>
+        <w:t xml:space="preserve">Diffusion Labs</w:t>
+      </w:r>
+      <w:r>
+        <w:rPr>
+          <w:rFonts w:ascii="Arial" w:cs="Arial" w:eastAsia="Arial" w:hAnsi="Arial"/>
+          <w:color w:val="333333"/>
+          <w:sz w:val="19"/>
+          <w:szCs w:val="19"/>
+        </w:rPr>
+        <w:t xml:space="preserve">, Product Manager</w:t>
+      </w:r>
+      <w:r>
+        <w:rPr>
+          <w:rFonts w:ascii="Arial" w:cs="Arial" w:eastAsia="Arial" w:hAnsi="Arial"/>
+          <w:color w:val="444444"/>
+          <w:sz w:val="18"/>
+          <w:szCs w:val="18"/>
+        </w:rPr>
+        <w:tab/>
+        <w:t xml:space="preserve">Dec 2023 – Apr 2025</w:t>
       </w:r>
     </w:p>
     <w:p>
@@ -455,7 +413,7 @@
           <w:sz w:val="19"/>
           <w:szCs w:val="19"/>
         </w:rPr>
-        <w:t xml:space="preserve">Scaled Methlab to 20,000+ users and $50M TVL in 6 months, directing a 15-person team.</w:t>
+        <w:t xml:space="preserve">0-to-1 lead for DeFi protocols, from prediction markets to liquidation-free lending.</w:t>
       </w:r>
     </w:p>
     <w:p>
@@ -474,44 +432,7 @@
           <w:sz w:val="19"/>
           <w:szCs w:val="19"/>
         </w:rPr>
-        <w:t xml:space="preserve">Launched Puff, a positive-EV prediction marketplace. $75M market cap, $2.5M revenue.</w:t>
-      </w:r>
-    </w:p>
-    <w:p>
-      <w:pPr>
-        <w:tabs>
-          <w:tab w:val="right" w:pos="10546"/>
-        </w:tabs>
-        <w:spacing w:after="20" w:before="120"/>
-      </w:pPr>
-      <w:r>
-        <w:rPr>
-          <w:rFonts w:ascii="Arial" w:cs="Arial" w:eastAsia="Arial" w:hAnsi="Arial"/>
-          <w:b/>
-          <w:bCs/>
-          <w:sz w:val="20"/>
-          <w:szCs w:val="20"/>
-        </w:rPr>
-        <w:t xml:space="preserve">Delta Exchange</w:t>
-      </w:r>
-      <w:r>
-        <w:rPr>
-          <w:rFonts w:ascii="Arial" w:cs="Arial" w:eastAsia="Arial" w:hAnsi="Arial"/>
-          <w:color w:val="333333"/>
-          <w:sz w:val="19"/>
-          <w:szCs w:val="19"/>
-        </w:rPr>
-        <w:t xml:space="preserve">, Product &amp; Growth</w:t>
-      </w:r>
-      <w:r>
-        <w:rPr>
-          <w:rFonts w:ascii="Arial" w:cs="Arial" w:eastAsia="Arial" w:hAnsi="Arial"/>
-          <w:color w:val="444444"/>
-          <w:sz w:val="18"/>
-          <w:szCs w:val="18"/>
-        </w:rPr>
-        <w:tab/>
-        <w:t xml:space="preserve">Jun 2023 – Jul 2024</w:t>
+        <w:t xml:space="preserve">Scaled Methlab to 20,000+ users and $50M TVL in 6 months, directing a 15-person team.</w:t>
       </w:r>
     </w:p>
     <w:p>
@@ -530,7 +451,44 @@
           <w:sz w:val="19"/>
           <w:szCs w:val="19"/>
         </w:rPr>
-        <w:t xml:space="preserve">Ran live algos on BTC and ETH. ATM short straddles returned 2,860% in a year; a refined MACD returned 100% over two.</w:t>
+        <w:t xml:space="preserve">Launched Puff, a positive-EV prediction marketplace. $75M market cap, $2.5M ARR.</w:t>
+      </w:r>
+    </w:p>
+    <w:p>
+      <w:pPr>
+        <w:tabs>
+          <w:tab w:val="right" w:pos="10546"/>
+        </w:tabs>
+        <w:spacing w:after="20" w:before="120"/>
+      </w:pPr>
+      <w:r>
+        <w:rPr>
+          <w:rFonts w:ascii="Arial" w:cs="Arial" w:eastAsia="Arial" w:hAnsi="Arial"/>
+          <w:b/>
+          <w:bCs/>
+          <w:sz w:val="20"/>
+          <w:szCs w:val="20"/>
+        </w:rPr>
+        <w:t xml:space="preserve">Delta Exchange</w:t>
+      </w:r>
+      <w:r>
+        <w:rPr>
+          <w:rFonts w:ascii="Arial" w:cs="Arial" w:eastAsia="Arial" w:hAnsi="Arial"/>
+          <w:color w:val="333333"/>
+          <w:sz w:val="19"/>
+          <w:szCs w:val="19"/>
+        </w:rPr>
+        <w:t xml:space="preserve">, Product &amp; Growth</w:t>
+      </w:r>
+      <w:r>
+        <w:rPr>
+          <w:rFonts w:ascii="Arial" w:cs="Arial" w:eastAsia="Arial" w:hAnsi="Arial"/>
+          <w:color w:val="444444"/>
+          <w:sz w:val="18"/>
+          <w:szCs w:val="18"/>
+        </w:rPr>
+        <w:tab/>
+        <w:t xml:space="preserve">Jun 2023 – Jul 2024</w:t>
       </w:r>
     </w:p>
     <w:p>
@@ -549,6 +507,25 @@
           <w:sz w:val="19"/>
           <w:szCs w:val="19"/>
         </w:rPr>
+        <w:t xml:space="preserve">Ran live algos on BTC and ETH. ATM short straddles returned 2,860% in a year; a refined MACD returned 100% over two.</w:t>
+      </w:r>
+    </w:p>
+    <w:p>
+      <w:pPr>
+        <w:pStyle w:val="ListParagraph"/>
+        <w:numPr>
+          <w:ilvl w:val="0"/>
+          <w:numId w:val="2"/>
+        </w:numPr>
+        <w:spacing w:after="40"/>
+      </w:pPr>
+      <w:r>
+        <w:rPr>
+          <w:rFonts w:ascii="Arial" w:cs="Arial" w:eastAsia="Arial" w:hAnsi="Arial"/>
+          <w:color w:val="222222"/>
+          <w:sz w:val="19"/>
+          <w:szCs w:val="19"/>
+        </w:rPr>
         <w:t xml:space="preserve">Led education and socials, growing YouTube from 3K to 25K subscribers in six months.</w:t>
       </w:r>
     </w:p>
@@ -742,7 +719,7 @@
           <w:sz w:val="19"/>
           <w:szCs w:val="19"/>
         </w:rPr>
-        <w:t xml:space="preserve">Claude (Opus / Sonnet), Context &amp; prompt engineering, Model Context Protocol (MCP), Agentic tool-calling</w:t>
+        <w:t xml:space="preserve">Agentic AI, multi-step tool-calling, LLM systems in production (Claude), Prompt &amp; context engineering, MCP, RAG, cost-aware routing</w:t>
       </w:r>
     </w:p>
     <w:p>

--- a/public/charandeep-kapoor-resume.docx
+++ b/public/charandeep-kapoor-resume.docx
@@ -72,7 +72,7 @@
           <w:sz w:val="19"/>
           <w:szCs w:val="19"/>
         </w:rPr>
-        <w:t xml:space="preserve">AI Product Manager at Delta Exchange, India's largest crypto derivatives exchange, where I own the LLM surface across trading, signals and research. I build the systems as well as the roadmap: Claude-driven agents that place real orders, size real risk, and carry a year of verified P&amp;L behind them.</w:t>
+        <w:t xml:space="preserve">AI Product Manager at Delta Exchange, India's largest crypto derivatives exchange, where I own the LLM surface across trading, signals and research.</w:t>
       </w:r>
     </w:p>
     <w:p>
@@ -116,7 +116,7 @@
           <w:szCs w:val="18"/>
         </w:rPr>
         <w:tab/>
-        <w:t xml:space="preserve">drishti-beryl.vercel.app</w:t>
+        <w:t xml:space="preserve">drishtisignals.in</w:t>
       </w:r>
     </w:p>
     <w:p>
@@ -130,7 +130,7 @@
           <w:sz w:val="19"/>
           <w:szCs w:val="19"/>
         </w:rPr>
-        <w:t xml:space="preserve">Live LLM signal system on Delta crypto perpetuals. Claude runs a 15-minute, regime-aware cycle across 8 markets; an executor places reduce-only stop and limit orders behind a daily loss breaker.</w:t>
+        <w:t xml:space="preserve">Live LLM signals on Delta crypto perpetuals, 3,600+ users. A 15-minute regime-aware Claude cycle across 8 markets, with a risk-managed live executor.</w:t>
       </w:r>
     </w:p>
     <w:p>
@@ -158,7 +158,7 @@
           <w:szCs w:val="18"/>
         </w:rPr>
         <w:tab/>
-        <w:t xml:space="preserve">web.sensibull.com/verified-pnl/imported-hare/longterm-pnl</w:t>
+        <w:t xml:space="preserve">charandeepkapoor.com/markets</w:t>
       </w:r>
     </w:p>
     <w:p>
@@ -173,6 +173,90 @@
           <w:szCs w:val="19"/>
         </w:rPr>
         <w:t xml:space="preserve">Fine-tuned Claude on a custom Zerodha MCP and let it trade Indian F&amp;O for a year. ₹15L to ₹31.57L, +110%, Sharpe 2.29, 73% win rate. (verified: web.sensibull.com/verified-pnl/imported-hare/longterm-pnl)</w:t>
+      </w:r>
+    </w:p>
+    <w:p>
+      <w:pPr>
+        <w:tabs>
+          <w:tab w:val="right" w:pos="10546"/>
+        </w:tabs>
+        <w:spacing w:after="20" w:before="120"/>
+      </w:pPr>
+      <w:r>
+        <w:rPr>
+          <w:rFonts w:ascii="Arial" w:cs="Arial" w:eastAsia="Arial" w:hAnsi="Arial"/>
+          <w:b/>
+          <w:bCs/>
+          <w:sz w:val="20"/>
+          <w:szCs w:val="20"/>
+        </w:rPr>
+        <w:t xml:space="preserve">OpenWispr</w:t>
+      </w:r>
+      <w:r>
+        <w:rPr>
+          <w:rFonts w:ascii="Arial" w:cs="Arial" w:eastAsia="Arial" w:hAnsi="Arial"/>
+          <w:color w:val="444444"/>
+          <w:sz w:val="18"/>
+          <w:szCs w:val="18"/>
+        </w:rPr>
+        <w:tab/>
+        <w:t xml:space="preserve">openwispr.vercel.app</w:t>
+      </w:r>
+    </w:p>
+    <w:p>
+      <w:pPr>
+        <w:spacing w:after="60"/>
+      </w:pPr>
+      <w:r>
+        <w:rPr>
+          <w:rFonts w:ascii="Arial" w:cs="Arial" w:eastAsia="Arial" w:hAnsi="Arial"/>
+          <w:color w:val="222222"/>
+          <w:sz w:val="19"/>
+          <w:szCs w:val="19"/>
+        </w:rPr>
+        <w:t xml:space="preserve">Open-source dictation for macOS. Hold fn, speak, and on-device Whisper pastes the text at the cursor. Audio never leaves the machine.</w:t>
+      </w:r>
+    </w:p>
+    <w:p>
+      <w:pPr>
+        <w:tabs>
+          <w:tab w:val="right" w:pos="10546"/>
+        </w:tabs>
+        <w:spacing w:after="20" w:before="120"/>
+      </w:pPr>
+      <w:r>
+        <w:rPr>
+          <w:rFonts w:ascii="Arial" w:cs="Arial" w:eastAsia="Arial" w:hAnsi="Arial"/>
+          <w:b/>
+          <w:bCs/>
+          <w:sz w:val="20"/>
+          <w:szCs w:val="20"/>
+        </w:rPr>
+        <w:t xml:space="preserve">Second Brain</w:t>
+      </w:r>
+      <w:r>
+        <w:rPr>
+          <w:rFonts w:ascii="Arial" w:cs="Arial" w:eastAsia="Arial" w:hAnsi="Arial"/>
+          <w:color w:val="444444"/>
+          <w:sz w:val="18"/>
+          <w:szCs w:val="18"/>
+        </w:rPr>
+        <w:tab/>
+        <w:t xml:space="preserve">charandeepkapoor.com/second-brain</w:t>
+      </w:r>
+    </w:p>
+    <w:p>
+      <w:pPr>
+        <w:spacing w:after="60"/>
+      </w:pPr>
+      <w:r>
+        <w:rPr>
+          <w:rFonts w:ascii="Arial" w:cs="Arial" w:eastAsia="Arial" w:hAnsi="Arial"/>
+          <w:color w:val="222222"/>
+          <w:sz w:val="19"/>
+          <w:szCs w:val="19"/>
+        </w:rPr>
+        <w:t xml:space="preserve">Local-first memory for Claude Code. A file-backed vault plus hooks that capture each session and recall it in the next. Open source.</w:t>
       </w:r>
     </w:p>
     <w:p>
@@ -263,7 +347,7 @@
           <w:sz w:val="19"/>
           <w:szCs w:val="19"/>
         </w:rPr>
-        <w:t xml:space="preserve">Product for perpetual futures and options, covering design, growth and quant tooling.</w:t>
+        <w:t xml:space="preserve">Product for perpetual futures and options: design, growth and quant tooling.</w:t>
       </w:r>
     </w:p>
     <w:p>
@@ -319,7 +403,7 @@
           <w:sz w:val="19"/>
           <w:szCs w:val="19"/>
         </w:rPr>
-        <w:t xml:space="preserve">Bootstrapped a decentralized house of finance, perps and options through prediction and binary markets, oracle-less and liquidation-free by design.</w:t>
+        <w:t xml:space="preserve">Bootstrapped a decentralized house of finance: perps, options, prediction and binary markets, oracle-less and liquidation-free by design.</w:t>
       </w:r>
     </w:p>
     <w:p>
@@ -628,58 +712,7 @@
           <w:sz w:val="19"/>
           <w:szCs w:val="19"/>
         </w:rPr>
-        <w:t xml:space="preserve">Ran a $500K fund targeting 30%+ delta-neutral yields; hedged over $5M of portfolio exposure.</w:t>
-      </w:r>
-    </w:p>
-    <w:p>
-      <w:pPr>
-        <w:tabs>
-          <w:tab w:val="right" w:pos="10546"/>
-        </w:tabs>
-        <w:spacing w:after="20" w:before="120"/>
-      </w:pPr>
-      <w:r>
-        <w:rPr>
-          <w:rFonts w:ascii="Arial" w:cs="Arial" w:eastAsia="Arial" w:hAnsi="Arial"/>
-          <w:b/>
-          <w:bCs/>
-          <w:sz w:val="20"/>
-          <w:szCs w:val="20"/>
-        </w:rPr>
-        <w:t xml:space="preserve">Tykhe Block Ventures</w:t>
-      </w:r>
-      <w:r>
-        <w:rPr>
-          <w:rFonts w:ascii="Arial" w:cs="Arial" w:eastAsia="Arial" w:hAnsi="Arial"/>
-          <w:color w:val="333333"/>
-          <w:sz w:val="19"/>
-          <w:szCs w:val="19"/>
-        </w:rPr>
-        <w:t xml:space="preserve">, VC Analyst</w:t>
-      </w:r>
-      <w:r>
-        <w:rPr>
-          <w:rFonts w:ascii="Arial" w:cs="Arial" w:eastAsia="Arial" w:hAnsi="Arial"/>
-          <w:color w:val="444444"/>
-          <w:sz w:val="18"/>
-          <w:szCs w:val="18"/>
-        </w:rPr>
-        <w:tab/>
-        <w:t xml:space="preserve">Mar 2022 – Nov 2023</w:t>
-      </w:r>
-    </w:p>
-    <w:p>
-      <w:pPr>
-        <w:spacing w:after="60"/>
-      </w:pPr>
-      <w:r>
-        <w:rPr>
-          <w:rFonts w:ascii="Arial" w:cs="Arial" w:eastAsia="Arial" w:hAnsi="Arial"/>
-          <w:color w:val="222222"/>
-          <w:sz w:val="19"/>
-          <w:szCs w:val="19"/>
-        </w:rPr>
-        <w:t xml:space="preserve">Technical due diligence on DeFi protocols; advised NFTPerp on derivative pricing.</w:t>
+        <w:t xml:space="preserve">Ran a $1M fund targeting 30%+ delta-neutral yields; hedged over $5M of portfolio exposure.</w:t>
       </w:r>
     </w:p>
     <w:p>
@@ -901,17 +934,17 @@
           <w:sz w:val="19"/>
           <w:szCs w:val="19"/>
         </w:rPr>
-        <w:t xml:space="preserve">CAT 2023</w:t>
-      </w:r>
-      <w:r>
-        <w:rPr>
-          <w:rFonts w:ascii="Arial" w:cs="Arial" w:eastAsia="Arial" w:hAnsi="Arial"/>
-          <w:color w:val="444444"/>
-          <w:sz w:val="18"/>
-          <w:szCs w:val="18"/>
-        </w:rPr>
-        <w:tab/>
-        <w:t xml:space="preserve">99.85%ile</w:t>
+        <w:t xml:space="preserve">CAT 2022 · 2023 · 2024</w:t>
+      </w:r>
+      <w:r>
+        <w:rPr>
+          <w:rFonts w:ascii="Arial" w:cs="Arial" w:eastAsia="Arial" w:hAnsi="Arial"/>
+          <w:color w:val="444444"/>
+          <w:sz w:val="18"/>
+          <w:szCs w:val="18"/>
+        </w:rPr>
+        <w:tab/>
+        <w:t xml:space="preserve">99.79 · 99.85 · 98.85%ile</w:t>
       </w:r>
     </w:p>
     <w:p>
@@ -969,69 +1002,17 @@
           <w:sz w:val="19"/>
           <w:szCs w:val="19"/>
         </w:rPr>
-        <w:t xml:space="preserve">NISM Series VA</w:t>
-      </w:r>
-      <w:r>
-        <w:rPr>
-          <w:rFonts w:ascii="Arial" w:cs="Arial" w:eastAsia="Arial" w:hAnsi="Arial"/>
-          <w:color w:val="444444"/>
-          <w:sz w:val="18"/>
-          <w:szCs w:val="18"/>
-        </w:rPr>
-        <w:tab/>
-        <w:t xml:space="preserve">Mutual Fund Distributor</w:t>
-      </w:r>
-    </w:p>
-    <w:p>
-      <w:pPr>
-        <w:tabs>
-          <w:tab w:val="right" w:pos="10546"/>
-        </w:tabs>
-        <w:spacing w:after="20" w:before="120"/>
-      </w:pPr>
-      <w:r>
-        <w:rPr>
-          <w:rFonts w:ascii="Arial" w:cs="Arial" w:eastAsia="Arial" w:hAnsi="Arial"/>
-          <w:sz w:val="19"/>
-          <w:szCs w:val="19"/>
-        </w:rPr>
-        <w:t xml:space="preserve">NISM Series VIII</w:t>
-      </w:r>
-      <w:r>
-        <w:rPr>
-          <w:rFonts w:ascii="Arial" w:cs="Arial" w:eastAsia="Arial" w:hAnsi="Arial"/>
-          <w:color w:val="444444"/>
-          <w:sz w:val="18"/>
-          <w:szCs w:val="18"/>
-        </w:rPr>
-        <w:tab/>
-        <w:t xml:space="preserve">Equity Derivatives</w:t>
-      </w:r>
-    </w:p>
-    <w:p>
-      <w:pPr>
-        <w:tabs>
-          <w:tab w:val="right" w:pos="10546"/>
-        </w:tabs>
-        <w:spacing w:after="20" w:before="120"/>
-      </w:pPr>
-      <w:r>
-        <w:rPr>
-          <w:rFonts w:ascii="Arial" w:cs="Arial" w:eastAsia="Arial" w:hAnsi="Arial"/>
-          <w:sz w:val="19"/>
-          <w:szCs w:val="19"/>
-        </w:rPr>
-        <w:t xml:space="preserve">NISM Series XV</w:t>
-      </w:r>
-      <w:r>
-        <w:rPr>
-          <w:rFonts w:ascii="Arial" w:cs="Arial" w:eastAsia="Arial" w:hAnsi="Arial"/>
-          <w:color w:val="444444"/>
-          <w:sz w:val="18"/>
-          <w:szCs w:val="18"/>
-        </w:rPr>
-        <w:tab/>
-        <w:t xml:space="preserve">Research Analyst</w:t>
+        <w:t xml:space="preserve">NISM Series VA · VIII · XV</w:t>
+      </w:r>
+      <w:r>
+        <w:rPr>
+          <w:rFonts w:ascii="Arial" w:cs="Arial" w:eastAsia="Arial" w:hAnsi="Arial"/>
+          <w:color w:val="444444"/>
+          <w:sz w:val="18"/>
+          <w:szCs w:val="18"/>
+        </w:rPr>
+        <w:tab/>
+        <w:t xml:space="preserve">Mutual Funds · Equity Derivatives · Research Analyst</w:t>
       </w:r>
     </w:p>
     <w:p>

--- a/public/charandeep-kapoor-resume.docx
+++ b/public/charandeep-kapoor-resume.docx
@@ -58,7 +58,7 @@
           <w:sz w:val="20"/>
           <w:szCs w:val="20"/>
         </w:rPr>
-        <w:t xml:space="preserve">PROFILE</w:t>
+        <w:t xml:space="preserve">SUMMARY</w:t>
       </w:r>
     </w:p>
     <w:p>
@@ -200,7 +200,7 @@
           <w:szCs w:val="18"/>
         </w:rPr>
         <w:tab/>
-        <w:t xml:space="preserve">openwispr.vercel.app</w:t>
+        <w:t xml:space="preserve">charandeepkapoor.com/openwispr</w:t>
       </w:r>
     </w:p>
     <w:p>
@@ -422,7 +422,7 @@
           <w:sz w:val="19"/>
           <w:szCs w:val="19"/>
         </w:rPr>
-        <w:t xml:space="preserve">$7.3M trading volume, $2M TVL, 1,000+ users on Monad testnet (perps.timelock.trade).</w:t>
+        <w:t xml:space="preserve">$7.3M trading volume, $2M TVL, 1,000+ users on Monad testnet.</w:t>
       </w:r>
     </w:p>
     <w:p>
@@ -441,7 +441,7 @@
           <w:sz w:val="19"/>
           <w:szCs w:val="19"/>
         </w:rPr>
-        <w:t xml:space="preserve">Led 6 people across engineering, product, design, business development and marketing.</w:t>
+        <w:t xml:space="preserve">Led 6 across engineering, product, design, BD and marketing.</w:t>
       </w:r>
     </w:p>
     <w:p>
@@ -497,7 +497,7 @@
           <w:sz w:val="19"/>
           <w:szCs w:val="19"/>
         </w:rPr>
-        <w:t xml:space="preserve">0-to-1 lead for DeFi protocols, from prediction markets to liquidation-free lending.</w:t>
+        <w:t xml:space="preserve">0-to-1 lead for DeFi protocols: prediction markets to liquidation-free lending.</w:t>
       </w:r>
     </w:p>
     <w:p>
@@ -516,7 +516,7 @@
           <w:sz w:val="19"/>
           <w:szCs w:val="19"/>
         </w:rPr>
-        <w:t xml:space="preserve">Scaled Methlab to 20,000+ users and $50M TVL in 6 months, directing a 15-person team.</w:t>
+        <w:t xml:space="preserve">Scaled Methlab to 20,000+ users and $50M TVL in 6 months with a team of 15.</w:t>
       </w:r>
     </w:p>
     <w:p>
@@ -535,7 +535,7 @@
           <w:sz w:val="19"/>
           <w:szCs w:val="19"/>
         </w:rPr>
-        <w:t xml:space="preserve">Launched Puff, a positive-EV prediction marketplace. $75M market cap, $2.5M ARR.</w:t>
+        <w:t xml:space="preserve">Launched Puff, a +EV prediction marketplace. $75M market cap, $2.5M ARR.</w:t>
       </w:r>
     </w:p>
     <w:p>
@@ -562,7 +562,7 @@
           <w:sz w:val="19"/>
           <w:szCs w:val="19"/>
         </w:rPr>
-        <w:t xml:space="preserve">, Product &amp; Growth</w:t>
+        <w:t xml:space="preserve">, Product &amp; Growth Consultant</w:t>
       </w:r>
       <w:r>
         <w:rPr>
@@ -610,7 +610,7 @@
           <w:sz w:val="19"/>
           <w:szCs w:val="19"/>
         </w:rPr>
-        <w:t xml:space="preserve">Led education and socials, growing YouTube from 3K to 25K subscribers in six months.</w:t>
+        <w:t xml:space="preserve">Grew YouTube 3K to 25K subscribers in six months; led education and socials.</w:t>
       </w:r>
     </w:p>
     <w:p>
@@ -712,7 +712,7 @@
           <w:sz w:val="19"/>
           <w:szCs w:val="19"/>
         </w:rPr>
-        <w:t xml:space="preserve">Ran a $1M fund targeting 30%+ delta-neutral yields; hedged over $5M of portfolio exposure.</w:t>
+        <w:t xml:space="preserve">Ran a $1M fund at 30%+ delta-neutral yields; hedged $5M+ of exposure.</w:t>
       </w:r>
     </w:p>
     <w:p>

--- a/public/charandeep-kapoor-resume.docx
+++ b/public/charandeep-kapoor-resume.docx
@@ -130,7 +130,7 @@
           <w:sz w:val="19"/>
           <w:szCs w:val="19"/>
         </w:rPr>
-        <w:t xml:space="preserve">Live LLM signals on Delta crypto perpetuals, 3,600+ users. A 15-minute regime-aware Claude cycle across 8 markets, with a risk-managed live executor.</w:t>
+        <w:t xml:space="preserve">Live Claude signals on Delta crypto perpetuals, 3,600+ users.</w:t>
       </w:r>
     </w:p>
     <w:p>
@@ -172,7 +172,7 @@
           <w:sz w:val="19"/>
           <w:szCs w:val="19"/>
         </w:rPr>
-        <w:t xml:space="preserve">Fine-tuned Claude on a custom Zerodha MCP and let it trade Indian F&amp;O for a year. ₹15L to ₹31.57L, +110%, Sharpe 2.29, 73% win rate. (verified: web.sensibull.com/verified-pnl/imported-hare/longterm-pnl)</w:t>
+        <w:t xml:space="preserve">Claude traded Indian F&amp;O a year. ₹15L to ₹31.57L, +110%, Sharpe 2.29. (verified: web.sensibull.com/verified-pnl/imported-hare/longterm-pnl)</w:t>
       </w:r>
     </w:p>
     <w:p>
@@ -214,7 +214,49 @@
           <w:sz w:val="19"/>
           <w:szCs w:val="19"/>
         </w:rPr>
-        <w:t xml:space="preserve">Open-source dictation for macOS. Hold fn, speak, and on-device Whisper pastes the text at the cursor. Audio never leaves the machine.</w:t>
+        <w:t xml:space="preserve">Open-source on-device dictation for macOS.</w:t>
+      </w:r>
+    </w:p>
+    <w:p>
+      <w:pPr>
+        <w:tabs>
+          <w:tab w:val="right" w:pos="10546"/>
+        </w:tabs>
+        <w:spacing w:after="20" w:before="120"/>
+      </w:pPr>
+      <w:r>
+        <w:rPr>
+          <w:rFonts w:ascii="Arial" w:cs="Arial" w:eastAsia="Arial" w:hAnsi="Arial"/>
+          <w:b/>
+          <w:bCs/>
+          <w:sz w:val="20"/>
+          <w:szCs w:val="20"/>
+        </w:rPr>
+        <w:t xml:space="preserve">Stocky Terminal</w:t>
+      </w:r>
+      <w:r>
+        <w:rPr>
+          <w:rFonts w:ascii="Arial" w:cs="Arial" w:eastAsia="Arial" w:hAnsi="Arial"/>
+          <w:color w:val="444444"/>
+          <w:sz w:val="18"/>
+          <w:szCs w:val="18"/>
+        </w:rPr>
+        <w:tab/>
+        <w:t xml:space="preserve"/>
+      </w:r>
+    </w:p>
+    <w:p>
+      <w:pPr>
+        <w:spacing w:after="60"/>
+      </w:pPr>
+      <w:r>
+        <w:rPr>
+          <w:rFonts w:ascii="Arial" w:cs="Arial" w:eastAsia="Arial" w:hAnsi="Arial"/>
+          <w:color w:val="222222"/>
+          <w:sz w:val="19"/>
+          <w:szCs w:val="19"/>
+        </w:rPr>
+        <w:t xml:space="preserve">India's Bloomberg terminal: real-time NSE/BSE and MCX intelligence.</w:t>
       </w:r>
     </w:p>
     <w:p>
@@ -256,7 +298,7 @@
           <w:sz w:val="19"/>
           <w:szCs w:val="19"/>
         </w:rPr>
-        <w:t xml:space="preserve">Local-first memory for Claude Code. A file-backed vault plus hooks that capture each session and recall it in the next. Open source.</w:t>
+        <w:t xml:space="preserve">Local-first memory for Claude Code. Open source.</w:t>
       </w:r>
     </w:p>
     <w:p>
@@ -347,44 +389,7 @@
           <w:sz w:val="19"/>
           <w:szCs w:val="19"/>
         </w:rPr>
-        <w:t xml:space="preserve">Product for perpetual futures and options: design, growth and quant tooling.</w:t>
-      </w:r>
-    </w:p>
-    <w:p>
-      <w:pPr>
-        <w:tabs>
-          <w:tab w:val="right" w:pos="10546"/>
-        </w:tabs>
-        <w:spacing w:after="20" w:before="120"/>
-      </w:pPr>
-      <w:r>
-        <w:rPr>
-          <w:rFonts w:ascii="Arial" w:cs="Arial" w:eastAsia="Arial" w:hAnsi="Arial"/>
-          <w:b/>
-          <w:bCs/>
-          <w:sz w:val="20"/>
-          <w:szCs w:val="20"/>
-        </w:rPr>
-        <w:t xml:space="preserve">Timelock Trade</w:t>
-      </w:r>
-      <w:r>
-        <w:rPr>
-          <w:rFonts w:ascii="Arial" w:cs="Arial" w:eastAsia="Arial" w:hAnsi="Arial"/>
-          <w:color w:val="333333"/>
-          <w:sz w:val="19"/>
-          <w:szCs w:val="19"/>
-        </w:rPr>
-        <w:t xml:space="preserve">, Founder</w:t>
-      </w:r>
-      <w:r>
-        <w:rPr>
-          <w:rFonts w:ascii="Arial" w:cs="Arial" w:eastAsia="Arial" w:hAnsi="Arial"/>
-          <w:color w:val="444444"/>
-          <w:sz w:val="18"/>
-          <w:szCs w:val="18"/>
-        </w:rPr>
-        <w:tab/>
-        <w:t xml:space="preserve">Apr 2025 – Apr 2026</w:t>
+        <w:t xml:space="preserve">Shipped the official Delta Exchange MCP server: 40 tools, market data through to guarded trading execution.</w:t>
       </w:r>
     </w:p>
     <w:p>
@@ -403,7 +408,7 @@
           <w:sz w:val="19"/>
           <w:szCs w:val="19"/>
         </w:rPr>
-        <w:t xml:space="preserve">Bootstrapped a decentralized house of finance: perps, options, prediction and binary markets, oracle-less and liquidation-free by design.</w:t>
+        <w:t xml:space="preserve">Ran the launch: docs at mcp.delta.exchange, GTM microsite, 90-day rollout.</w:t>
       </w:r>
     </w:p>
     <w:p>
@@ -422,7 +427,7 @@
           <w:sz w:val="19"/>
           <w:szCs w:val="19"/>
         </w:rPr>
-        <w:t xml:space="preserve">$7.3M trading volume, $2M TVL, 1,000+ users on Monad testnet.</w:t>
+        <w:t xml:space="preserve">Built the AI quant PnL tearsheet and packaged it as a pure-stdlib MCP tool.</w:t>
       </w:r>
     </w:p>
     <w:p>
@@ -441,44 +446,7 @@
           <w:sz w:val="19"/>
           <w:szCs w:val="19"/>
         </w:rPr>
-        <w:t xml:space="preserve">Led 6 across engineering, product, design, BD and marketing.</w:t>
-      </w:r>
-    </w:p>
-    <w:p>
-      <w:pPr>
-        <w:tabs>
-          <w:tab w:val="right" w:pos="10546"/>
-        </w:tabs>
-        <w:spacing w:after="20" w:before="120"/>
-      </w:pPr>
-      <w:r>
-        <w:rPr>
-          <w:rFonts w:ascii="Arial" w:cs="Arial" w:eastAsia="Arial" w:hAnsi="Arial"/>
-          <w:b/>
-          <w:bCs/>
-          <w:sz w:val="20"/>
-          <w:szCs w:val="20"/>
-        </w:rPr>
-        <w:t xml:space="preserve">Diffusion Labs</w:t>
-      </w:r>
-      <w:r>
-        <w:rPr>
-          <w:rFonts w:ascii="Arial" w:cs="Arial" w:eastAsia="Arial" w:hAnsi="Arial"/>
-          <w:color w:val="333333"/>
-          <w:sz w:val="19"/>
-          <w:szCs w:val="19"/>
-        </w:rPr>
-        <w:t xml:space="preserve">, Product Manager</w:t>
-      </w:r>
-      <w:r>
-        <w:rPr>
-          <w:rFonts w:ascii="Arial" w:cs="Arial" w:eastAsia="Arial" w:hAnsi="Arial"/>
-          <w:color w:val="444444"/>
-          <w:sz w:val="18"/>
-          <w:szCs w:val="18"/>
-        </w:rPr>
-        <w:tab/>
-        <w:t xml:space="preserve">Dec 2023 – Apr 2025</w:t>
+        <w:t xml:space="preserve">Delta Support Audit: nightly RAG pass catching drift in support articles.</w:t>
       </w:r>
     </w:p>
     <w:p>
@@ -497,7 +465,44 @@
           <w:sz w:val="19"/>
           <w:szCs w:val="19"/>
         </w:rPr>
-        <w:t xml:space="preserve">0-to-1 lead for DeFi protocols: prediction markets to liquidation-free lending.</w:t>
+        <w:t xml:space="preserve">Product for perpetual futures and options: design, growth and quant tooling.</w:t>
+      </w:r>
+    </w:p>
+    <w:p>
+      <w:pPr>
+        <w:tabs>
+          <w:tab w:val="right" w:pos="10546"/>
+        </w:tabs>
+        <w:spacing w:after="20" w:before="120"/>
+      </w:pPr>
+      <w:r>
+        <w:rPr>
+          <w:rFonts w:ascii="Arial" w:cs="Arial" w:eastAsia="Arial" w:hAnsi="Arial"/>
+          <w:b/>
+          <w:bCs/>
+          <w:sz w:val="20"/>
+          <w:szCs w:val="20"/>
+        </w:rPr>
+        <w:t xml:space="preserve">Timelock Trade</w:t>
+      </w:r>
+      <w:r>
+        <w:rPr>
+          <w:rFonts w:ascii="Arial" w:cs="Arial" w:eastAsia="Arial" w:hAnsi="Arial"/>
+          <w:color w:val="333333"/>
+          <w:sz w:val="19"/>
+          <w:szCs w:val="19"/>
+        </w:rPr>
+        <w:t xml:space="preserve">, Founder</w:t>
+      </w:r>
+      <w:r>
+        <w:rPr>
+          <w:rFonts w:ascii="Arial" w:cs="Arial" w:eastAsia="Arial" w:hAnsi="Arial"/>
+          <w:color w:val="444444"/>
+          <w:sz w:val="18"/>
+          <w:szCs w:val="18"/>
+        </w:rPr>
+        <w:tab/>
+        <w:t xml:space="preserve">Apr 2025 – Apr 2026</w:t>
       </w:r>
     </w:p>
     <w:p>
@@ -516,7 +521,7 @@
           <w:sz w:val="19"/>
           <w:szCs w:val="19"/>
         </w:rPr>
-        <w:t xml:space="preserve">Scaled Methlab to 20,000+ users and $50M TVL in 6 months with a team of 15.</w:t>
+        <w:t xml:space="preserve">Bootstrapped a decentralized, liquidation-free derivatives house.</w:t>
       </w:r>
     </w:p>
     <w:p>
@@ -535,44 +540,7 @@
           <w:sz w:val="19"/>
           <w:szCs w:val="19"/>
         </w:rPr>
-        <w:t xml:space="preserve">Launched Puff, a +EV prediction marketplace. $75M market cap, $2.5M ARR.</w:t>
-      </w:r>
-    </w:p>
-    <w:p>
-      <w:pPr>
-        <w:tabs>
-          <w:tab w:val="right" w:pos="10546"/>
-        </w:tabs>
-        <w:spacing w:after="20" w:before="120"/>
-      </w:pPr>
-      <w:r>
-        <w:rPr>
-          <w:rFonts w:ascii="Arial" w:cs="Arial" w:eastAsia="Arial" w:hAnsi="Arial"/>
-          <w:b/>
-          <w:bCs/>
-          <w:sz w:val="20"/>
-          <w:szCs w:val="20"/>
-        </w:rPr>
-        <w:t xml:space="preserve">Delta Exchange</w:t>
-      </w:r>
-      <w:r>
-        <w:rPr>
-          <w:rFonts w:ascii="Arial" w:cs="Arial" w:eastAsia="Arial" w:hAnsi="Arial"/>
-          <w:color w:val="333333"/>
-          <w:sz w:val="19"/>
-          <w:szCs w:val="19"/>
-        </w:rPr>
-        <w:t xml:space="preserve">, Product &amp; Growth Consultant</w:t>
-      </w:r>
-      <w:r>
-        <w:rPr>
-          <w:rFonts w:ascii="Arial" w:cs="Arial" w:eastAsia="Arial" w:hAnsi="Arial"/>
-          <w:color w:val="444444"/>
-          <w:sz w:val="18"/>
-          <w:szCs w:val="18"/>
-        </w:rPr>
-        <w:tab/>
-        <w:t xml:space="preserve">Jun 2023 – Jul 2024</w:t>
+        <w:t xml:space="preserve">$7.3M trading volume, $2M TVL, 1,000+ users on Monad testnet.</w:t>
       </w:r>
     </w:p>
     <w:p>
@@ -591,7 +559,157 @@
           <w:sz w:val="19"/>
           <w:szCs w:val="19"/>
         </w:rPr>
-        <w:t xml:space="preserve">Ran live algos on BTC and ETH. ATM short straddles returned 2,860% in a year; a refined MACD returned 100% over two.</w:t>
+        <w:t xml:space="preserve">Led 6 across engineering, product, design, BD and marketing.</w:t>
+      </w:r>
+    </w:p>
+    <w:p>
+      <w:pPr>
+        <w:tabs>
+          <w:tab w:val="right" w:pos="10546"/>
+        </w:tabs>
+        <w:spacing w:after="20" w:before="120"/>
+      </w:pPr>
+      <w:r>
+        <w:rPr>
+          <w:rFonts w:ascii="Arial" w:cs="Arial" w:eastAsia="Arial" w:hAnsi="Arial"/>
+          <w:b/>
+          <w:bCs/>
+          <w:sz w:val="20"/>
+          <w:szCs w:val="20"/>
+        </w:rPr>
+        <w:t xml:space="preserve">Diffusion Labs</w:t>
+      </w:r>
+      <w:r>
+        <w:rPr>
+          <w:rFonts w:ascii="Arial" w:cs="Arial" w:eastAsia="Arial" w:hAnsi="Arial"/>
+          <w:color w:val="333333"/>
+          <w:sz w:val="19"/>
+          <w:szCs w:val="19"/>
+        </w:rPr>
+        <w:t xml:space="preserve">, Product Manager</w:t>
+      </w:r>
+      <w:r>
+        <w:rPr>
+          <w:rFonts w:ascii="Arial" w:cs="Arial" w:eastAsia="Arial" w:hAnsi="Arial"/>
+          <w:color w:val="444444"/>
+          <w:sz w:val="18"/>
+          <w:szCs w:val="18"/>
+        </w:rPr>
+        <w:tab/>
+        <w:t xml:space="preserve">Dec 2023 – Apr 2025</w:t>
+      </w:r>
+    </w:p>
+    <w:p>
+      <w:pPr>
+        <w:pStyle w:val="ListParagraph"/>
+        <w:numPr>
+          <w:ilvl w:val="0"/>
+          <w:numId w:val="2"/>
+        </w:numPr>
+        <w:spacing w:after="40"/>
+      </w:pPr>
+      <w:r>
+        <w:rPr>
+          <w:rFonts w:ascii="Arial" w:cs="Arial" w:eastAsia="Arial" w:hAnsi="Arial"/>
+          <w:color w:val="222222"/>
+          <w:sz w:val="19"/>
+          <w:szCs w:val="19"/>
+        </w:rPr>
+        <w:t xml:space="preserve">0-to-1 lead for DeFi protocols: prediction markets to liquidation-free lending.</w:t>
+      </w:r>
+    </w:p>
+    <w:p>
+      <w:pPr>
+        <w:pStyle w:val="ListParagraph"/>
+        <w:numPr>
+          <w:ilvl w:val="0"/>
+          <w:numId w:val="2"/>
+        </w:numPr>
+        <w:spacing w:after="40"/>
+      </w:pPr>
+      <w:r>
+        <w:rPr>
+          <w:rFonts w:ascii="Arial" w:cs="Arial" w:eastAsia="Arial" w:hAnsi="Arial"/>
+          <w:color w:val="222222"/>
+          <w:sz w:val="19"/>
+          <w:szCs w:val="19"/>
+        </w:rPr>
+        <w:t xml:space="preserve">Scaled Methlab to 20,000+ users and $50M TVL in 6 months.</w:t>
+      </w:r>
+    </w:p>
+    <w:p>
+      <w:pPr>
+        <w:pStyle w:val="ListParagraph"/>
+        <w:numPr>
+          <w:ilvl w:val="0"/>
+          <w:numId w:val="2"/>
+        </w:numPr>
+        <w:spacing w:after="40"/>
+      </w:pPr>
+      <w:r>
+        <w:rPr>
+          <w:rFonts w:ascii="Arial" w:cs="Arial" w:eastAsia="Arial" w:hAnsi="Arial"/>
+          <w:color w:val="222222"/>
+          <w:sz w:val="19"/>
+          <w:szCs w:val="19"/>
+        </w:rPr>
+        <w:t xml:space="preserve">Launched Puff, a +EV prediction marketplace. $75M market cap, $2.5M ARR.</w:t>
+      </w:r>
+    </w:p>
+    <w:p>
+      <w:pPr>
+        <w:tabs>
+          <w:tab w:val="right" w:pos="10546"/>
+        </w:tabs>
+        <w:spacing w:after="20" w:before="120"/>
+      </w:pPr>
+      <w:r>
+        <w:rPr>
+          <w:rFonts w:ascii="Arial" w:cs="Arial" w:eastAsia="Arial" w:hAnsi="Arial"/>
+          <w:b/>
+          <w:bCs/>
+          <w:sz w:val="20"/>
+          <w:szCs w:val="20"/>
+        </w:rPr>
+        <w:t xml:space="preserve">Delta Exchange</w:t>
+      </w:r>
+      <w:r>
+        <w:rPr>
+          <w:rFonts w:ascii="Arial" w:cs="Arial" w:eastAsia="Arial" w:hAnsi="Arial"/>
+          <w:color w:val="333333"/>
+          <w:sz w:val="19"/>
+          <w:szCs w:val="19"/>
+        </w:rPr>
+        <w:t xml:space="preserve">, Product &amp; Growth Consultant</w:t>
+      </w:r>
+      <w:r>
+        <w:rPr>
+          <w:rFonts w:ascii="Arial" w:cs="Arial" w:eastAsia="Arial" w:hAnsi="Arial"/>
+          <w:color w:val="444444"/>
+          <w:sz w:val="18"/>
+          <w:szCs w:val="18"/>
+        </w:rPr>
+        <w:tab/>
+        <w:t xml:space="preserve">Jun 2023 – Jul 2024</w:t>
+      </w:r>
+    </w:p>
+    <w:p>
+      <w:pPr>
+        <w:pStyle w:val="ListParagraph"/>
+        <w:numPr>
+          <w:ilvl w:val="0"/>
+          <w:numId w:val="2"/>
+        </w:numPr>
+        <w:spacing w:after="40"/>
+      </w:pPr>
+      <w:r>
+        <w:rPr>
+          <w:rFonts w:ascii="Arial" w:cs="Arial" w:eastAsia="Arial" w:hAnsi="Arial"/>
+          <w:color w:val="222222"/>
+          <w:sz w:val="19"/>
+          <w:szCs w:val="19"/>
+        </w:rPr>
+        <w:t xml:space="preserve">Live algos on BTC/ETH: ATM straddles +2,860%/yr, MACD +100% over two.</w:t>
       </w:r>
     </w:p>
     <w:p>

--- a/public/charandeep-kapoor-resume.docx
+++ b/public/charandeep-kapoor-resume.docx
@@ -130,7 +130,7 @@
           <w:sz w:val="19"/>
           <w:szCs w:val="19"/>
         </w:rPr>
-        <w:t xml:space="preserve">Live Claude signals on Delta crypto perpetuals, 3,600+ users.</w:t>
+        <w:t xml:space="preserve">Live Claude signals on Delta crypto perpetuals, 3,600+ users. 15-minute regime-aware cycle, 8 markets, reduce-only stops and a loss breaker.</w:t>
       </w:r>
     </w:p>
     <w:p>
@@ -172,7 +172,7 @@
           <w:sz w:val="19"/>
           <w:szCs w:val="19"/>
         </w:rPr>
-        <w:t xml:space="preserve">Claude traded Indian F&amp;O a year. ₹15L to ₹31.57L, +110%, Sharpe 2.29. (verified: web.sensibull.com/verified-pnl/imported-hare/longterm-pnl)</w:t>
+        <w:t xml:space="preserve">Fine-tuned Claude on a custom Zerodha MCP and let it trade Indian F&amp;O for a year. ₹15L to ₹31.57L, +110%, Sharpe 2.29, 73% win rate. (verified: web.sensibull.com/verified-pnl/imported-hare/longterm-pnl)</w:t>
       </w:r>
     </w:p>
     <w:p>
@@ -214,7 +214,7 @@
           <w:sz w:val="19"/>
           <w:szCs w:val="19"/>
         </w:rPr>
-        <w:t xml:space="preserve">Open-source on-device dictation for macOS.</w:t>
+        <w:t xml:space="preserve">Open-source dictation for macOS. Hold fn, speak, and on-device Whisper pastes at the cursor. Audio never leaves the machine.</w:t>
       </w:r>
     </w:p>
     <w:p>
@@ -256,7 +256,7 @@
           <w:sz w:val="19"/>
           <w:szCs w:val="19"/>
         </w:rPr>
-        <w:t xml:space="preserve">India's Bloomberg terminal: real-time NSE/BSE and MCX intelligence.</w:t>
+        <w:t xml:space="preserve">India's Bloomberg terminal: real-time NSE/BSE equities and MCX commodities with geopolitical OSINT and monsoon tracking.</w:t>
       </w:r>
     </w:p>
     <w:p>
@@ -298,7 +298,7 @@
           <w:sz w:val="19"/>
           <w:szCs w:val="19"/>
         </w:rPr>
-        <w:t xml:space="preserve">Local-first memory for Claude Code. Open source.</w:t>
+        <w:t xml:space="preserve">Local-first memory for Claude Code. A file-backed vault plus hooks that capture each session and recall it in the next. Open source.</w:t>
       </w:r>
     </w:p>
     <w:p>
@@ -389,7 +389,7 @@
           <w:sz w:val="19"/>
           <w:szCs w:val="19"/>
         </w:rPr>
-        <w:t xml:space="preserve">Shipped the official Delta Exchange MCP server: 40 tools, market data through to guarded trading execution.</w:t>
+        <w:t xml:space="preserve">Built the Delta Exchange MCP server, market and trading tools, and led the docs and marketing rollout.</w:t>
       </w:r>
     </w:p>
     <w:p>
@@ -408,7 +408,7 @@
           <w:sz w:val="19"/>
           <w:szCs w:val="19"/>
         </w:rPr>
-        <w:t xml:space="preserve">Ran the launch: docs at mcp.delta.exchange, GTM microsite, 90-day rollout.</w:t>
+        <w:t xml:space="preserve">Delta Support Audit: nightly RAG pass catching drift in support articles.</w:t>
       </w:r>
     </w:p>
     <w:p>
@@ -427,7 +427,44 @@
           <w:sz w:val="19"/>
           <w:szCs w:val="19"/>
         </w:rPr>
-        <w:t xml:space="preserve">Built the AI quant PnL tearsheet and packaged it as a pure-stdlib MCP tool.</w:t>
+        <w:t xml:space="preserve">Product for perpetual futures and options: design, growth and quant tooling.</w:t>
+      </w:r>
+    </w:p>
+    <w:p>
+      <w:pPr>
+        <w:tabs>
+          <w:tab w:val="right" w:pos="10546"/>
+        </w:tabs>
+        <w:spacing w:after="20" w:before="120"/>
+      </w:pPr>
+      <w:r>
+        <w:rPr>
+          <w:rFonts w:ascii="Arial" w:cs="Arial" w:eastAsia="Arial" w:hAnsi="Arial"/>
+          <w:b/>
+          <w:bCs/>
+          <w:sz w:val="20"/>
+          <w:szCs w:val="20"/>
+        </w:rPr>
+        <w:t xml:space="preserve">Timelock Trade</w:t>
+      </w:r>
+      <w:r>
+        <w:rPr>
+          <w:rFonts w:ascii="Arial" w:cs="Arial" w:eastAsia="Arial" w:hAnsi="Arial"/>
+          <w:color w:val="333333"/>
+          <w:sz w:val="19"/>
+          <w:szCs w:val="19"/>
+        </w:rPr>
+        <w:t xml:space="preserve">, Founder</w:t>
+      </w:r>
+      <w:r>
+        <w:rPr>
+          <w:rFonts w:ascii="Arial" w:cs="Arial" w:eastAsia="Arial" w:hAnsi="Arial"/>
+          <w:color w:val="444444"/>
+          <w:sz w:val="18"/>
+          <w:szCs w:val="18"/>
+        </w:rPr>
+        <w:tab/>
+        <w:t xml:space="preserve">Apr 2025 – Apr 2026</w:t>
       </w:r>
     </w:p>
     <w:p>
@@ -446,7 +483,7 @@
           <w:sz w:val="19"/>
           <w:szCs w:val="19"/>
         </w:rPr>
-        <w:t xml:space="preserve">Delta Support Audit: nightly RAG pass catching drift in support articles.</w:t>
+        <w:t xml:space="preserve">Bootstrapped a decentralized, liquidation-free derivatives house.</w:t>
       </w:r>
     </w:p>
     <w:p>
@@ -465,44 +502,7 @@
           <w:sz w:val="19"/>
           <w:szCs w:val="19"/>
         </w:rPr>
-        <w:t xml:space="preserve">Product for perpetual futures and options: design, growth and quant tooling.</w:t>
-      </w:r>
-    </w:p>
-    <w:p>
-      <w:pPr>
-        <w:tabs>
-          <w:tab w:val="right" w:pos="10546"/>
-        </w:tabs>
-        <w:spacing w:after="20" w:before="120"/>
-      </w:pPr>
-      <w:r>
-        <w:rPr>
-          <w:rFonts w:ascii="Arial" w:cs="Arial" w:eastAsia="Arial" w:hAnsi="Arial"/>
-          <w:b/>
-          <w:bCs/>
-          <w:sz w:val="20"/>
-          <w:szCs w:val="20"/>
-        </w:rPr>
-        <w:t xml:space="preserve">Timelock Trade</w:t>
-      </w:r>
-      <w:r>
-        <w:rPr>
-          <w:rFonts w:ascii="Arial" w:cs="Arial" w:eastAsia="Arial" w:hAnsi="Arial"/>
-          <w:color w:val="333333"/>
-          <w:sz w:val="19"/>
-          <w:szCs w:val="19"/>
-        </w:rPr>
-        <w:t xml:space="preserve">, Founder</w:t>
-      </w:r>
-      <w:r>
-        <w:rPr>
-          <w:rFonts w:ascii="Arial" w:cs="Arial" w:eastAsia="Arial" w:hAnsi="Arial"/>
-          <w:color w:val="444444"/>
-          <w:sz w:val="18"/>
-          <w:szCs w:val="18"/>
-        </w:rPr>
-        <w:tab/>
-        <w:t xml:space="preserve">Apr 2025 – Apr 2026</w:t>
+        <w:t xml:space="preserve">$7.3M trading volume, $2M TVL, 1,000+ users on Monad testnet.</w:t>
       </w:r>
     </w:p>
     <w:p>
@@ -521,7 +521,44 @@
           <w:sz w:val="19"/>
           <w:szCs w:val="19"/>
         </w:rPr>
-        <w:t xml:space="preserve">Bootstrapped a decentralized, liquidation-free derivatives house.</w:t>
+        <w:t xml:space="preserve">Led 6 across engineering, product, design, BD and marketing.</w:t>
+      </w:r>
+    </w:p>
+    <w:p>
+      <w:pPr>
+        <w:tabs>
+          <w:tab w:val="right" w:pos="10546"/>
+        </w:tabs>
+        <w:spacing w:after="20" w:before="120"/>
+      </w:pPr>
+      <w:r>
+        <w:rPr>
+          <w:rFonts w:ascii="Arial" w:cs="Arial" w:eastAsia="Arial" w:hAnsi="Arial"/>
+          <w:b/>
+          <w:bCs/>
+          <w:sz w:val="20"/>
+          <w:szCs w:val="20"/>
+        </w:rPr>
+        <w:t xml:space="preserve">Diffusion Labs</w:t>
+      </w:r>
+      <w:r>
+        <w:rPr>
+          <w:rFonts w:ascii="Arial" w:cs="Arial" w:eastAsia="Arial" w:hAnsi="Arial"/>
+          <w:color w:val="333333"/>
+          <w:sz w:val="19"/>
+          <w:szCs w:val="19"/>
+        </w:rPr>
+        <w:t xml:space="preserve">, Product Manager</w:t>
+      </w:r>
+      <w:r>
+        <w:rPr>
+          <w:rFonts w:ascii="Arial" w:cs="Arial" w:eastAsia="Arial" w:hAnsi="Arial"/>
+          <w:color w:val="444444"/>
+          <w:sz w:val="18"/>
+          <w:szCs w:val="18"/>
+        </w:rPr>
+        <w:tab/>
+        <w:t xml:space="preserve">Dec 2023 – Apr 2025</w:t>
       </w:r>
     </w:p>
     <w:p>
@@ -540,7 +577,7 @@
           <w:sz w:val="19"/>
           <w:szCs w:val="19"/>
         </w:rPr>
-        <w:t xml:space="preserve">$7.3M trading volume, $2M TVL, 1,000+ users on Monad testnet.</w:t>
+        <w:t xml:space="preserve">0-to-1 lead for DeFi protocols: prediction markets to liquidation-free lending.</w:t>
       </w:r>
     </w:p>
     <w:p>
@@ -559,44 +596,7 @@
           <w:sz w:val="19"/>
           <w:szCs w:val="19"/>
         </w:rPr>
-        <w:t xml:space="preserve">Led 6 across engineering, product, design, BD and marketing.</w:t>
-      </w:r>
-    </w:p>
-    <w:p>
-      <w:pPr>
-        <w:tabs>
-          <w:tab w:val="right" w:pos="10546"/>
-        </w:tabs>
-        <w:spacing w:after="20" w:before="120"/>
-      </w:pPr>
-      <w:r>
-        <w:rPr>
-          <w:rFonts w:ascii="Arial" w:cs="Arial" w:eastAsia="Arial" w:hAnsi="Arial"/>
-          <w:b/>
-          <w:bCs/>
-          <w:sz w:val="20"/>
-          <w:szCs w:val="20"/>
-        </w:rPr>
-        <w:t xml:space="preserve">Diffusion Labs</w:t>
-      </w:r>
-      <w:r>
-        <w:rPr>
-          <w:rFonts w:ascii="Arial" w:cs="Arial" w:eastAsia="Arial" w:hAnsi="Arial"/>
-          <w:color w:val="333333"/>
-          <w:sz w:val="19"/>
-          <w:szCs w:val="19"/>
-        </w:rPr>
-        <w:t xml:space="preserve">, Product Manager</w:t>
-      </w:r>
-      <w:r>
-        <w:rPr>
-          <w:rFonts w:ascii="Arial" w:cs="Arial" w:eastAsia="Arial" w:hAnsi="Arial"/>
-          <w:color w:val="444444"/>
-          <w:sz w:val="18"/>
-          <w:szCs w:val="18"/>
-        </w:rPr>
-        <w:tab/>
-        <w:t xml:space="preserve">Dec 2023 – Apr 2025</w:t>
+        <w:t xml:space="preserve">Scaled Methlab to 20,000+ users and $50M TVL in 6 months.</w:t>
       </w:r>
     </w:p>
     <w:p>
@@ -615,7 +615,44 @@
           <w:sz w:val="19"/>
           <w:szCs w:val="19"/>
         </w:rPr>
-        <w:t xml:space="preserve">0-to-1 lead for DeFi protocols: prediction markets to liquidation-free lending.</w:t>
+        <w:t xml:space="preserve">Launched Puff, a +EV prediction marketplace. $75M market cap, $2.5M ARR.</w:t>
+      </w:r>
+    </w:p>
+    <w:p>
+      <w:pPr>
+        <w:tabs>
+          <w:tab w:val="right" w:pos="10546"/>
+        </w:tabs>
+        <w:spacing w:after="20" w:before="120"/>
+      </w:pPr>
+      <w:r>
+        <w:rPr>
+          <w:rFonts w:ascii="Arial" w:cs="Arial" w:eastAsia="Arial" w:hAnsi="Arial"/>
+          <w:b/>
+          <w:bCs/>
+          <w:sz w:val="20"/>
+          <w:szCs w:val="20"/>
+        </w:rPr>
+        <w:t xml:space="preserve">Delta Exchange</w:t>
+      </w:r>
+      <w:r>
+        <w:rPr>
+          <w:rFonts w:ascii="Arial" w:cs="Arial" w:eastAsia="Arial" w:hAnsi="Arial"/>
+          <w:color w:val="333333"/>
+          <w:sz w:val="19"/>
+          <w:szCs w:val="19"/>
+        </w:rPr>
+        <w:t xml:space="preserve">, Product &amp; Growth Consultant</w:t>
+      </w:r>
+      <w:r>
+        <w:rPr>
+          <w:rFonts w:ascii="Arial" w:cs="Arial" w:eastAsia="Arial" w:hAnsi="Arial"/>
+          <w:color w:val="444444"/>
+          <w:sz w:val="18"/>
+          <w:szCs w:val="18"/>
+        </w:rPr>
+        <w:tab/>
+        <w:t xml:space="preserve">Jun 2023 – Jul 2024</w:t>
       </w:r>
     </w:p>
     <w:p>
@@ -634,7 +671,7 @@
           <w:sz w:val="19"/>
           <w:szCs w:val="19"/>
         </w:rPr>
-        <w:t xml:space="preserve">Scaled Methlab to 20,000+ users and $50M TVL in 6 months.</w:t>
+        <w:t xml:space="preserve">Live algos on BTC/ETH: ATM straddles +2,860%/yr, MACD +100% over two.</w:t>
       </w:r>
     </w:p>
     <w:p>
@@ -653,133 +690,7 @@
           <w:sz w:val="19"/>
           <w:szCs w:val="19"/>
         </w:rPr>
-        <w:t xml:space="preserve">Launched Puff, a +EV prediction marketplace. $75M market cap, $2.5M ARR.</w:t>
-      </w:r>
-    </w:p>
-    <w:p>
-      <w:pPr>
-        <w:tabs>
-          <w:tab w:val="right" w:pos="10546"/>
-        </w:tabs>
-        <w:spacing w:after="20" w:before="120"/>
-      </w:pPr>
-      <w:r>
-        <w:rPr>
-          <w:rFonts w:ascii="Arial" w:cs="Arial" w:eastAsia="Arial" w:hAnsi="Arial"/>
-          <w:b/>
-          <w:bCs/>
-          <w:sz w:val="20"/>
-          <w:szCs w:val="20"/>
-        </w:rPr>
-        <w:t xml:space="preserve">Delta Exchange</w:t>
-      </w:r>
-      <w:r>
-        <w:rPr>
-          <w:rFonts w:ascii="Arial" w:cs="Arial" w:eastAsia="Arial" w:hAnsi="Arial"/>
-          <w:color w:val="333333"/>
-          <w:sz w:val="19"/>
-          <w:szCs w:val="19"/>
-        </w:rPr>
-        <w:t xml:space="preserve">, Product &amp; Growth Consultant</w:t>
-      </w:r>
-      <w:r>
-        <w:rPr>
-          <w:rFonts w:ascii="Arial" w:cs="Arial" w:eastAsia="Arial" w:hAnsi="Arial"/>
-          <w:color w:val="444444"/>
-          <w:sz w:val="18"/>
-          <w:szCs w:val="18"/>
-        </w:rPr>
-        <w:tab/>
-        <w:t xml:space="preserve">Jun 2023 – Jul 2024</w:t>
-      </w:r>
-    </w:p>
-    <w:p>
-      <w:pPr>
-        <w:pStyle w:val="ListParagraph"/>
-        <w:numPr>
-          <w:ilvl w:val="0"/>
-          <w:numId w:val="2"/>
-        </w:numPr>
-        <w:spacing w:after="40"/>
-      </w:pPr>
-      <w:r>
-        <w:rPr>
-          <w:rFonts w:ascii="Arial" w:cs="Arial" w:eastAsia="Arial" w:hAnsi="Arial"/>
-          <w:color w:val="222222"/>
-          <w:sz w:val="19"/>
-          <w:szCs w:val="19"/>
-        </w:rPr>
-        <w:t xml:space="preserve">Live algos on BTC/ETH: ATM straddles +2,860%/yr, MACD +100% over two.</w:t>
-      </w:r>
-    </w:p>
-    <w:p>
-      <w:pPr>
-        <w:pStyle w:val="ListParagraph"/>
-        <w:numPr>
-          <w:ilvl w:val="0"/>
-          <w:numId w:val="2"/>
-        </w:numPr>
-        <w:spacing w:after="40"/>
-      </w:pPr>
-      <w:r>
-        <w:rPr>
-          <w:rFonts w:ascii="Arial" w:cs="Arial" w:eastAsia="Arial" w:hAnsi="Arial"/>
-          <w:color w:val="222222"/>
-          <w:sz w:val="19"/>
-          <w:szCs w:val="19"/>
-        </w:rPr>
         <w:t xml:space="preserve">Grew YouTube 3K to 25K subscribers in six months; led education and socials.</w:t>
-      </w:r>
-    </w:p>
-    <w:p>
-      <w:pPr>
-        <w:tabs>
-          <w:tab w:val="right" w:pos="10546"/>
-        </w:tabs>
-        <w:spacing w:after="20" w:before="120"/>
-      </w:pPr>
-      <w:r>
-        <w:rPr>
-          <w:rFonts w:ascii="Arial" w:cs="Arial" w:eastAsia="Arial" w:hAnsi="Arial"/>
-          <w:b/>
-          <w:bCs/>
-          <w:sz w:val="20"/>
-          <w:szCs w:val="20"/>
-        </w:rPr>
-        <w:t xml:space="preserve">Stader Labs</w:t>
-      </w:r>
-      <w:r>
-        <w:rPr>
-          <w:rFonts w:ascii="Arial" w:cs="Arial" w:eastAsia="Arial" w:hAnsi="Arial"/>
-          <w:color w:val="333333"/>
-          <w:sz w:val="19"/>
-          <w:szCs w:val="19"/>
-        </w:rPr>
-        <w:t xml:space="preserve">, Analyst</w:t>
-      </w:r>
-      <w:r>
-        <w:rPr>
-          <w:rFonts w:ascii="Arial" w:cs="Arial" w:eastAsia="Arial" w:hAnsi="Arial"/>
-          <w:color w:val="444444"/>
-          <w:sz w:val="18"/>
-          <w:szCs w:val="18"/>
-        </w:rPr>
-        <w:tab/>
-        <w:t xml:space="preserve">Mar 2023 – Nov 2023</w:t>
-      </w:r>
-    </w:p>
-    <w:p>
-      <w:pPr>
-        <w:spacing w:after="60"/>
-      </w:pPr>
-      <w:r>
-        <w:rPr>
-          <w:rFonts w:ascii="Arial" w:cs="Arial" w:eastAsia="Arial" w:hAnsi="Arial"/>
-          <w:color w:val="222222"/>
-          <w:sz w:val="19"/>
-          <w:szCs w:val="19"/>
-        </w:rPr>
-        <w:t xml:space="preserve">On-chain analytics and treasury optimization for multi-chain staking.</w:t>
       </w:r>
     </w:p>
     <w:p>

--- a/public/charandeep-kapoor-resume.docx
+++ b/public/charandeep-kapoor-resume.docx
@@ -130,7 +130,7 @@
           <w:sz w:val="19"/>
           <w:szCs w:val="19"/>
         </w:rPr>
-        <w:t xml:space="preserve">Live Claude signals on Delta crypto perpetuals, 3,600+ users. 15-minute regime-aware cycle, 8 markets, reduce-only stops and a loss breaker.</w:t>
+        <w:t xml:space="preserve">Live Claude signals on Delta crypto perpetuals, 40k+ users. 15-minute regime-aware cycle, 8 markets, reduce-only stops and a loss breaker. Paid Meta and Google campaigns, tracked in PostHog.</w:t>
       </w:r>
     </w:p>
     <w:p>
